--- a/klagomål/A 31911-2025 FSC-klagomål.docx
+++ b/klagomål/A 31911-2025 FSC-klagomål.docx
@@ -191,7 +191,7 @@
     </w:p>
     <w:p>
       <w:r>
-        <w:t>I avverkningsanmälan har följande 1 naturvårdsarter hittats: knärot (VU, §8). Av dessa är 1 rödlistade. För rödlistade arter har rödlistekategorin angivits inom parentes. För fridlysta arter anges även paragrafen i Artskyddsförordningen som arten är fridlyst enligt.</w:t>
+        <w:t>I avverkningsanmälan har följande 8 naturvårdsarter hittats: knärot (VU, §8), dvärgbägarlav (NT), kolflarnlav (NT), kortskaftad ärgspik (NT), mörk kolflarnlav (NT), vedflamlav (NT), vedskivlav (NT) och violettgrå tagellav (NT). Av dessa är 8 rödlistade. För rödlistade arter har rödlistekategorin angivits inom parentes. För fridlysta arter anges även paragrafen i Artskyddsförordningen som arten är fridlyst enligt.</w:t>
       </w:r>
     </w:p>
     <w:p>
@@ -206,7 +206,7 @@
       <w:r>
         <w:drawing>
           <wp:inline xmlns:a="http://schemas.openxmlformats.org/drawingml/2006/main" xmlns:pic="http://schemas.openxmlformats.org/drawingml/2006/picture">
-            <wp:extent cx="5486400" cy="4165552"/>
+            <wp:extent cx="5486400" cy="4098475"/>
             <wp:docPr id="1" name="Picture 1"/>
             <wp:cNvGraphicFramePr>
               <a:graphicFrameLocks noChangeAspect="1"/>
@@ -227,7 +227,7 @@
                   <pic:spPr>
                     <a:xfrm>
                       <a:off x="0" y="0"/>
-                      <a:ext cx="5486400" cy="4165552"/>
+                      <a:ext cx="5486400" cy="4098475"/>
                     </a:xfrm>
                     <a:prstGeom prst="rect"/>
                   </pic:spPr>
@@ -244,6 +244,83 @@
       </w:pPr>
       <w:r>
         <w:t>Figur 1. Fyndplatser för naturvårdsarter i det avverkningsanmälda området (röd linje). Markörer utan svart kant är placerade på fyndplatsen. Markörer med svart kant är placerade vid sidan av fyndplatsen och har ett svart streck som visar fyndplatsens exakta position. Kartans mittpunktskoordinat är N 6858763, E 466581 i SWEREF 99 TM.</w:t>
+      </w:r>
+    </w:p>
+    <w:p>
+      <w:r>
+        <w:rPr>
+          <w:b/>
+        </w:rPr>
+        <w:t>Dvärgbägarlav (NT)</w:t>
+      </w:r>
+      <w:r>
+        <w:t xml:space="preserve"> förekommer över hela Sverige på gammal hård ved, huvudsakligen på tall men i södra Sverige även på ek. Veden utgörs framförallt av grova stubbar, lågor och grenar. Substratet har blivit sällsyntare och nybildning av substrat sker bara i begränsad omfattning. Arten hotas av att grova lågor blir allt sällsyntare i dagens kulturskogar samt att nybildningen av lämpliga substrat går mycket långsamt. En riklig tillgång på gamla tall- eller eklågor måste säkerställas på artens lokaler (SLU Artdatabanken, 2024; Nitare &amp; Skogsstyrelsen, 2019).</w:t>
+      </w:r>
+    </w:p>
+    <w:p>
+      <w:r>
+        <w:rPr>
+          <w:b/>
+        </w:rPr>
+        <w:t>Kolflarnlav (NT)</w:t>
+      </w:r>
+      <w:r>
+        <w:t xml:space="preserve"> är brandberoende och växer nästan uteslutande på kolad hård kärnved av tall. Etableringen verkar ske först 100–300 år efter brand och nytt substrat nybildas i mycket begränsad omfattning. Avverkning av tallskog av naturskogskaraktär med spår av återkommande bränder är ett hot och mängden lämplig ved att växa på för arten minskar dels på grund av naturlig nedbrytning men framförallt på grund av att det förstörs i samband med slutavverkningar, gallringar och markberedning. Såväl kolflarnlav som mörk kolflarnlav har glänsande bålfjäll och förekommer främst i tall- och blandbarrskogar av naturskogskaraktär med spår av återkommande bränder. Skogar som dessa hyser höga biologiska värden och bör skyddas (SLU Artdatabanken, 2024).</w:t>
+      </w:r>
+    </w:p>
+    <w:p>
+      <w:r>
+        <w:rPr>
+          <w:b/>
+        </w:rPr>
+        <w:t>Kortskaftad ärgspik (NT)</w:t>
+      </w:r>
+      <w:r>
+        <w:t xml:space="preserve"> förekommer i barrträdsdominerade skogar och växer nästan uteslutande på tallved. Den föredrar gamla högstubbar i fuktig och halvöppen miljö, t.ex. i myrkanter, sumpskog och brandpräglad skog. Arten indikerar kontinuerlig tillgång till gamla högstubbar i kombination med hög och jämn luftfuktighet. Skogsbruk på lokaler med kortskaftad ärgspik utgör ett hot. På lång sikt bildas färre lämpliga substrat än vad som försvinner. Avverkning av barrträdsdominerade bestånd av naturskogskaraktär utgör ett långsiktigt hot. Naturskogsartade bestånd med riklig förekomst av gamla och grova tallhögstubbar bör undantas från skogsbruk (SLU Artdatabanken, 2024).</w:t>
+      </w:r>
+    </w:p>
+    <w:p>
+      <w:r>
+        <w:rPr>
+          <w:b/>
+        </w:rPr>
+        <w:t>Mörk kolflarnlav (NT)</w:t>
+      </w:r>
+      <w:r>
+        <w:t xml:space="preserve"> är brandberoende och växer nästan uteslutande på kolad hård kärnved av tall. Arten förekommer främst i glesa, öppna tall- och blandbarrskogar av naturskogskaraktär och etableringen verkar ske sent efter brand, kanske först efter 100–300 år. Mörk kolflarnlav indikerar skog med höga naturvärden och vanligast är att den påträffas på rester av nedbrunna torrakor och högstubbar och lågstubbar som är så grova att hela innandömet är urbränt. Tall- och blandbarrskogar av naturskogskaraktär med spår av återkommande bränder hyser höga biologiska värden och bör skyddas (SLU Artdatabanken, 2024).</w:t>
+      </w:r>
+    </w:p>
+    <w:p>
+      <w:r>
+        <w:rPr>
+          <w:b/>
+        </w:rPr>
+        <w:t>Vedflamlav (NT)</w:t>
+      </w:r>
+      <w:r>
+        <w:t xml:space="preserve"> växer på gammal hård och torr, exponerad kärnved av tall, främst på högstubbar i ljusöppna lägen, t.ex. vid och på myrar, sjökanter, i glesa hällmarkskogar och i brandpräglade tallnaturskogar. Substratet nyskapas i begränsad omfattning och arten är en utmärkt indikator på höga naturvärden i denna skogstyp. Tall- och barrblandskogar med naturskogskaraktär och spår av bränder har ofta höga biologiska värden och bör skyddas (SLU Artdatabanken, 2024).</w:t>
+      </w:r>
+    </w:p>
+    <w:p>
+      <w:r>
+        <w:rPr>
+          <w:b/>
+        </w:rPr>
+        <w:t>Vedskivlav (NT)</w:t>
+      </w:r>
+      <w:r>
+        <w:t xml:space="preserve"> växer på gammal, torr, exponerad, hård kärnved av framförallt tall i naturskogsartade bestånd. Avverkning av tallskog av naturskogskaraktär med spår av återkommande bränder är ett hot. Mängden lämplig ved att växa på för vedskivlav minskar, dels på grund av naturlig nedbrytning men framförallt på grund av att de förstörs i samband med slutavverkningar, gallringar och markberedning. Tall- och blandbarrskogar av naturskogskaraktär med spår av återkommande bränder bör skyddas (SLU Artdatabanken, 2024).</w:t>
+      </w:r>
+    </w:p>
+    <w:p>
+      <w:r>
+        <w:rPr>
+          <w:b/>
+        </w:rPr>
+        <w:t>Violettgrå tagellav (NT)</w:t>
+      </w:r>
+      <w:r>
+        <w:t xml:space="preserve"> växer nästan uteslutande i gamla olikåldriga barrnaturskogar med lång skoglig kontinuitet och är en utmärkt signal på skog med höga naturvärden. Slutavverkning av tidigare aldrig slutavverkad skog (kontinuitetsskog) är det största hotet. Biotopen nyskapas i begränsad omfattning och barrskog äldre än 160 år, där den violettgrå tagellaven huvudsakligen påträffas har minskat med 50% de senaste 50 åren. Lågproduktiv skogsmark där laven förekommer bör undantas från skogsbruk och rika förekomster i äldre granskog bör skyddas. Arten är känslig för uttorkning och det är väsentligt att tillräckligt stora bestånd avsätts (SLU Artdatabanken, 2024; Nitare &amp; Skogsstyrelsen, 2019).</w:t>
       </w:r>
     </w:p>
     <w:p>
@@ -440,7 +517,7 @@
         <w:rPr>
           <w:i/>
         </w:rPr>
-        <w:t>I det avverkningsanmälda skogsområdet har 1 naturvårdsarter varav 1 rödlistade arter sina livsmiljöer och växtplatser.</w:t>
+        <w:t>I det avverkningsanmälda skogsområdet har 8 naturvårdsarter varav 8 rödlistade arter sina livsmiljöer och växtplatser.</w:t>
       </w:r>
     </w:p>
     <w:p>
@@ -961,7 +1038,7 @@
     <w:r>
       <w:tab/>
       <w:tab/>
-      <w:t>2025-10-18</w:t>
+      <w:t>2025-10-19</w:t>
       <w:br/>
       <w:br/>
     </w:r>

--- a/klagomål/A 31911-2025 FSC-klagomål.docx
+++ b/klagomål/A 31911-2025 FSC-klagomål.docx
@@ -1038,7 +1038,7 @@
     <w:r>
       <w:tab/>
       <w:tab/>
-      <w:t>2025-10-19</w:t>
+      <w:t>2025-10-20</w:t>
       <w:br/>
       <w:br/>
     </w:r>

--- a/klagomål/A 31911-2025 FSC-klagomål.docx
+++ b/klagomål/A 31911-2025 FSC-klagomål.docx
@@ -1038,7 +1038,7 @@
     <w:r>
       <w:tab/>
       <w:tab/>
-      <w:t>2025-10-20</w:t>
+      <w:t>2025-10-21</w:t>
       <w:br/>
       <w:br/>
     </w:r>

--- a/klagomål/A 31911-2025 FSC-klagomål.docx
+++ b/klagomål/A 31911-2025 FSC-klagomål.docx
@@ -362,7 +362,7 @@
         <w:t>Pucciniastrum goodyerae</w:t>
       </w:r>
       <w:r>
-        <w:t xml:space="preserve"> är klassad som NE (ej bedömd) i rödlistan(SLU Artdatabanken, 2024).</w:t>
+        <w:t xml:space="preserve"> är klassad som NE (ej bedömd) i rödlistan (SLU Artdatabanken, 2024).</w:t>
       </w:r>
     </w:p>
     <w:p>
@@ -1038,7 +1038,7 @@
     <w:r>
       <w:tab/>
       <w:tab/>
-      <w:t>2025-10-21</w:t>
+      <w:t>2025-10-22</w:t>
       <w:br/>
       <w:br/>
     </w:r>

--- a/klagomål/A 31911-2025 FSC-klagomål.docx
+++ b/klagomål/A 31911-2025 FSC-klagomål.docx
@@ -1038,7 +1038,7 @@
     <w:r>
       <w:tab/>
       <w:tab/>
-      <w:t>2025-10-22</w:t>
+      <w:t>2025-10-23</w:t>
       <w:br/>
       <w:br/>
     </w:r>

--- a/klagomål/A 31911-2025 FSC-klagomål.docx
+++ b/klagomål/A 31911-2025 FSC-klagomål.docx
@@ -1038,7 +1038,7 @@
     <w:r>
       <w:tab/>
       <w:tab/>
-      <w:t>2025-10-23</w:t>
+      <w:t>2025-10-24</w:t>
       <w:br/>
       <w:br/>
     </w:r>

--- a/klagomål/A 31911-2025 FSC-klagomål.docx
+++ b/klagomål/A 31911-2025 FSC-klagomål.docx
@@ -1038,7 +1038,7 @@
     <w:r>
       <w:tab/>
       <w:tab/>
-      <w:t>2025-10-24</w:t>
+      <w:t>2025-10-25</w:t>
       <w:br/>
       <w:br/>
     </w:r>

--- a/klagomål/A 31911-2025 FSC-klagomål.docx
+++ b/klagomål/A 31911-2025 FSC-klagomål.docx
@@ -1038,7 +1038,7 @@
     <w:r>
       <w:tab/>
       <w:tab/>
-      <w:t>2025-10-25</w:t>
+      <w:t>2025-10-26</w:t>
       <w:br/>
       <w:br/>
     </w:r>

--- a/klagomål/A 31911-2025 FSC-klagomål.docx
+++ b/klagomål/A 31911-2025 FSC-klagomål.docx
@@ -1038,7 +1038,7 @@
     <w:r>
       <w:tab/>
       <w:tab/>
-      <w:t>2025-10-26</w:t>
+      <w:t>2025-10-27</w:t>
       <w:br/>
       <w:br/>
     </w:r>

--- a/klagomål/A 31911-2025 FSC-klagomål.docx
+++ b/klagomål/A 31911-2025 FSC-klagomål.docx
@@ -1038,7 +1038,7 @@
     <w:r>
       <w:tab/>
       <w:tab/>
-      <w:t>2025-10-27</w:t>
+      <w:t>2025-10-28</w:t>
       <w:br/>
       <w:br/>
     </w:r>

--- a/klagomål/A 31911-2025 FSC-klagomål.docx
+++ b/klagomål/A 31911-2025 FSC-klagomål.docx
@@ -1038,7 +1038,7 @@
     <w:r>
       <w:tab/>
       <w:tab/>
-      <w:t>2025-10-28</w:t>
+      <w:t>2025-10-29</w:t>
       <w:br/>
       <w:br/>
     </w:r>

--- a/klagomål/A 31911-2025 FSC-klagomål.docx
+++ b/klagomål/A 31911-2025 FSC-klagomål.docx
@@ -1038,7 +1038,7 @@
     <w:r>
       <w:tab/>
       <w:tab/>
-      <w:t>2025-10-29</w:t>
+      <w:t>2025-10-30</w:t>
       <w:br/>
       <w:br/>
     </w:r>

--- a/klagomål/A 31911-2025 FSC-klagomål.docx
+++ b/klagomål/A 31911-2025 FSC-klagomål.docx
@@ -1038,7 +1038,7 @@
     <w:r>
       <w:tab/>
       <w:tab/>
-      <w:t>2025-10-30</w:t>
+      <w:t>2025-10-31</w:t>
       <w:br/>
       <w:br/>
     </w:r>

--- a/klagomål/A 31911-2025 FSC-klagomål.docx
+++ b/klagomål/A 31911-2025 FSC-klagomål.docx
@@ -1038,7 +1038,7 @@
     <w:r>
       <w:tab/>
       <w:tab/>
-      <w:t>2025-10-31</w:t>
+      <w:t>2025-11-01</w:t>
       <w:br/>
       <w:br/>
     </w:r>

--- a/klagomål/A 31911-2025 FSC-klagomål.docx
+++ b/klagomål/A 31911-2025 FSC-klagomål.docx
@@ -1038,7 +1038,7 @@
     <w:r>
       <w:tab/>
       <w:tab/>
-      <w:t>2025-11-01</w:t>
+      <w:t>2025-11-02</w:t>
       <w:br/>
       <w:br/>
     </w:r>

--- a/klagomål/A 31911-2025 FSC-klagomål.docx
+++ b/klagomål/A 31911-2025 FSC-klagomål.docx
@@ -1038,7 +1038,7 @@
     <w:r>
       <w:tab/>
       <w:tab/>
-      <w:t>2025-11-02</w:t>
+      <w:t>2025-11-03</w:t>
       <w:br/>
       <w:br/>
     </w:r>

--- a/klagomål/A 31911-2025 FSC-klagomål.docx
+++ b/klagomål/A 31911-2025 FSC-klagomål.docx
@@ -1038,7 +1038,7 @@
     <w:r>
       <w:tab/>
       <w:tab/>
-      <w:t>2025-11-03</w:t>
+      <w:t>2025-11-04</w:t>
       <w:br/>
       <w:br/>
     </w:r>

--- a/klagomål/A 31911-2025 FSC-klagomål.docx
+++ b/klagomål/A 31911-2025 FSC-klagomål.docx
@@ -1038,7 +1038,7 @@
     <w:r>
       <w:tab/>
       <w:tab/>
-      <w:t>2025-11-04</w:t>
+      <w:t>2025-11-05</w:t>
       <w:br/>
       <w:br/>
     </w:r>

--- a/klagomål/A 31911-2025 FSC-klagomål.docx
+++ b/klagomål/A 31911-2025 FSC-klagomål.docx
@@ -1038,7 +1038,7 @@
     <w:r>
       <w:tab/>
       <w:tab/>
-      <w:t>2025-11-05</w:t>
+      <w:t>2025-11-06</w:t>
       <w:br/>
       <w:br/>
     </w:r>

--- a/klagomål/A 31911-2025 FSC-klagomål.docx
+++ b/klagomål/A 31911-2025 FSC-klagomål.docx
@@ -1038,7 +1038,7 @@
     <w:r>
       <w:tab/>
       <w:tab/>
-      <w:t>2025-11-06</w:t>
+      <w:t>2025-11-07</w:t>
       <w:br/>
       <w:br/>
     </w:r>

--- a/klagomål/A 31911-2025 FSC-klagomål.docx
+++ b/klagomål/A 31911-2025 FSC-klagomål.docx
@@ -1038,7 +1038,7 @@
     <w:r>
       <w:tab/>
       <w:tab/>
-      <w:t>2025-11-07</w:t>
+      <w:t>2025-11-08</w:t>
       <w:br/>
       <w:br/>
     </w:r>

--- a/klagomål/A 31911-2025 FSC-klagomål.docx
+++ b/klagomål/A 31911-2025 FSC-klagomål.docx
@@ -173,7 +173,7 @@
     </w:p>
     <w:p>
       <w:r>
-        <w:t>Nedan presenteras fynd av naturvårdsarter och fridlysta arter som gjorts i det avverkningsanmälda området, samt relevanta utdrag ur standarderna för FSC, Chain of Custody, Controlled Wood och PEFC. I BILAGA 1 finns artfakta om fridlysta arter.</w:t>
+        <w:t>Nedan presenteras fynd av naturvårdsarter och fridlysta arter som gjorts i det avverkningsanmälda området, samt relevanta utdrag ur standarderna för FSC, Chain of Custody, Controlled Wood och PEFC. I BILAGA 1 finns artfakta om fridlysta och rödlistade arter.</w:t>
       </w:r>
     </w:p>
     <w:p>
@@ -191,7 +191,7 @@
     </w:p>
     <w:p>
       <w:r>
-        <w:t>I avverkningsanmälan har följande 8 naturvårdsarter hittats: knärot (VU, §8), dvärgbägarlav (NT), kolflarnlav (NT), kortskaftad ärgspik (NT), mörk kolflarnlav (NT), vedflamlav (NT), vedskivlav (NT) och violettgrå tagellav (NT). Av dessa är 8 rödlistade. För rödlistade arter har rödlistekategorin angivits inom parentes. För fridlysta arter anges även paragrafen i Artskyddsförordningen som arten är fridlyst enligt.</w:t>
+        <w:t>I avverkningsanmälan har följande 10 naturvårdsarter hittats: knärot (VU, §8), dvärgbägarlav (NT), kolflarnlav (NT), kortskaftad ärgspik (NT), lunglav (NT), mörk kolflarnlav (NT), skrovellav (NT), vedflamlav (NT), vedskivlav (NT) och violettgrå tagellav (NT). Av dessa är 10 rödlistade. För rödlistade arter har rödlistekategorin angivits inom parentes. För fridlysta arter anges även paragrafen i Artskyddsförordningen som arten är fridlyst enligt.</w:t>
       </w:r>
     </w:p>
     <w:p>
@@ -284,10 +284,59 @@
         <w:rPr>
           <w:b/>
         </w:rPr>
+        <w:t>Lunglav (NT)</w:t>
+      </w:r>
+      <w:r>
+        <w:t xml:space="preserve"> är en av vårt lands främsta signalarter som överallt indikerar gamla lövträd, skogsbestånd med höga naturvärden och ekosystem med lång skoglig kontinuitet. Lokalt kan förekomsten vara mycket riklig men den hittas nästan enbart i gamla och ej slutavverkade skogar. Artens samtliga förekomster bör uppmärksammas från naturvårdssynpunkt, då många lokaler även hyser andra ovanliga och rödlistade arter. Rikliga förekomster bör skyddas med biotopskydd, frivilliga avsättningar eller reservat. Det finns ett antal sällsynta lavparasiter som växer på lunglav: lunglavsknapp (VU), skrovelmössing (DD), lunglavshårprick (DD), </w:t>
+      </w:r>
+      <w:r>
+        <w:rPr>
+          <w:i/>
+        </w:rPr>
+        <w:t>Calycina alstrupii</w:t>
+      </w:r>
+      <w:r>
+        <w:t xml:space="preserve"> (NA) och </w:t>
+      </w:r>
+      <w:r>
+        <w:rPr>
+          <w:i/>
+        </w:rPr>
+        <w:t>Chalara lobariae</w:t>
+      </w:r>
+      <w:r>
+        <w:t xml:space="preserve"> (NA) (SLU Artdatabanken, 2025; SLU Artdatabanken, 2024; Nitare &amp; Skogsstyrelsen, 2019).</w:t>
+      </w:r>
+    </w:p>
+    <w:p>
+      <w:r>
+        <w:rPr>
+          <w:b/>
+        </w:rPr>
         <w:t>Mörk kolflarnlav (NT)</w:t>
       </w:r>
       <w:r>
         <w:t xml:space="preserve"> är brandberoende och växer nästan uteslutande på kolad hård kärnved av tall. Arten förekommer främst i glesa, öppna tall- och blandbarrskogar av naturskogskaraktär och etableringen verkar ske sent efter brand, kanske först efter 100–300 år. Mörk kolflarnlav indikerar skog med höga naturvärden och vanligast är att den påträffas på rester av nedbrunna torrakor och högstubbar och lågstubbar som är så grova att hela innandömet är urbränt. Tall- och blandbarrskogar av naturskogskaraktär med spår av återkommande bränder hyser höga biologiska värden och bör skyddas (SLU Artdatabanken, 2024).</w:t>
+      </w:r>
+    </w:p>
+    <w:p>
+      <w:r>
+        <w:rPr>
+          <w:b/>
+        </w:rPr>
+        <w:t>Skrovellav (NT)</w:t>
+      </w:r>
+      <w:r>
+        <w:t xml:space="preserve"> växer på gamla lövträd och på klippor i gamla skogar med hög och jämn luftfuktighet. Slutavverkning av kontinuitetsskog utgör det största hotet och lavens fortsatta förekomst bör säkerställas genom att lokaler med äldre skog skyddas. I områden med mycket hög luftfuktighet kan man på bålen av skrovellav finna en sällsynt parasitsvamp med rödbruna apothecier, skrovellavsknapp </w:t>
+      </w:r>
+      <w:r>
+        <w:rPr>
+          <w:i/>
+        </w:rPr>
+        <w:t>Plectocarpon scrobiculatae</w:t>
+      </w:r>
+      <w:r>
+        <w:t xml:space="preserve"> (EN) (SLU Artdatabanken, 2024; Nitare &amp; Skogsstyrelsen, 2019).</w:t>
       </w:r>
     </w:p>
     <w:p>
@@ -517,7 +566,7 @@
         <w:rPr>
           <w:i/>
         </w:rPr>
-        <w:t>I det avverkningsanmälda skogsområdet har 8 naturvårdsarter varav 8 rödlistade arter sina livsmiljöer och växtplatser.</w:t>
+        <w:t>I det avverkningsanmälda skogsområdet har 10 naturvårdsarter varav 10 rödlistade arter sina livsmiljöer och växtplatser.</w:t>
       </w:r>
     </w:p>
     <w:p>
@@ -714,7 +763,9 @@
         <w:pStyle w:val="Title"/>
       </w:pPr>
       <w:r>
-        <w:t>BILAGA 1 – Fridlysta arter</w:t>
+        <w:t>BILAGA 1 –</w:t>
+        <w:br/>
+        <w:t>Fridlysta och rödlistade arter</w:t>
       </w:r>
     </w:p>
     <w:p>
@@ -908,6 +959,119 @@
       </w:r>
       <w:r>
         <w:t>SLU Artdatabanken, Uppsala</w:t>
+      </w:r>
+    </w:p>
+    <w:p>
+      <w:pPr>
+        <w:pStyle w:val="Heading1"/>
+      </w:pPr>
+      <w:r>
+        <w:t>Lunglav – ekologi samt krav på livsmiljön</w:t>
+      </w:r>
+    </w:p>
+    <w:p>
+      <w:r>
+        <w:t>Lunglav (NT) är en av vårt lands främsta signalarter som överallt indikerar gamla lövträd, skogsbestånd med höga naturvärden och ekosystem med lång skoglig kontinuitet. Lokalt kan förekomsten vara mycket riklig men den hittas nästan enbart i gamla och ej slutavverkade skogar. Artens samtliga förekomster bör uppmärksammas från naturvårdssynpunkt, då många lokaler även hyser andra ovanliga och rödlistade arter. Rikliga förekomster bör skyddas med biotopskydd, frivilliga avsättningar eller reservat (SLU Artdatabanken, 2024; Nitare &amp; Skogsstyrelsen, 2019).</w:t>
+      </w:r>
+    </w:p>
+    <w:p>
+      <w:r>
+        <w:t xml:space="preserve">På lunglav kan man sällsynt finna små svarta skivlika bildningar som liknar apothecier men som är en parasitisk svamp, Lunglavsknapp </w:t>
+      </w:r>
+      <w:r>
+        <w:rPr>
+          <w:i/>
+        </w:rPr>
+        <w:t>Plectocarpon lichenum</w:t>
+      </w:r>
+      <w:r>
+        <w:t xml:space="preserve"> (VU). Det finns ytterligare ett antal parasiter vilka bara förekommer på lunglav: Skrovelmössing </w:t>
+      </w:r>
+      <w:r>
+        <w:rPr>
+          <w:i/>
+        </w:rPr>
+        <w:t>Dactylospora lobariella</w:t>
+      </w:r>
+      <w:r>
+        <w:t xml:space="preserve"> (rödlistad som Kunskapsbrist DD) och Lunglavshårprick </w:t>
+      </w:r>
+      <w:r>
+        <w:rPr>
+          <w:i/>
+        </w:rPr>
+        <w:t>Niesslia lobariae</w:t>
+      </w:r>
+      <w:r>
+        <w:t xml:space="preserve"> (rödlistad som Kunskapsbrist DD). Skrovelmössing (DD) har små svarta apothecier och bruna, 1-septerade sporer och Lunglavshårprick (DD) har brunhåriga perithecier och färglösa, 1-septerade sporer. Nyligen har ytterligare två lavparasiter påträffats i Sverige som växer på lunglav: </w:t>
+      </w:r>
+      <w:r>
+        <w:rPr>
+          <w:i/>
+        </w:rPr>
+        <w:t>Calycina alstrupii</w:t>
+      </w:r>
+      <w:r>
+        <w:t xml:space="preserve"> (NA) och </w:t>
+      </w:r>
+      <w:r>
+        <w:rPr>
+          <w:i/>
+        </w:rPr>
+        <w:t>Chalara lobariae</w:t>
+      </w:r>
+      <w:r>
+        <w:t xml:space="preserve"> (NA) (SLU Artdatabanken, 2025; SLU Artdatabanken, 2024; Nitare &amp; Skogsstyrelsen, 2019).</w:t>
+      </w:r>
+    </w:p>
+    <w:p>
+      <w:pPr>
+        <w:pStyle w:val="Heading2"/>
+      </w:pPr>
+      <w:r>
+        <w:t>Referenser – lunglav</w:t>
+      </w:r>
+    </w:p>
+    <w:p>
+      <w:r>
+        <w:t xml:space="preserve">Nitare, J. och Skogsstyrelsen, 2019. </w:t>
+      </w:r>
+      <w:r>
+        <w:rPr>
+          <w:i/>
+        </w:rPr>
+        <w:t xml:space="preserve">Skyddsvärd skog – Naturvårdsarter och andra kriterier för naturvärdesbedömning. </w:t>
+      </w:r>
+      <w:r>
+        <w:t>Skogsstyrelsen.</w:t>
+      </w:r>
+    </w:p>
+    <w:p>
+      <w:r>
+        <w:t xml:space="preserve">SLU Artdatabanken, 2024. </w:t>
+      </w:r>
+      <w:r>
+        <w:rPr>
+          <w:i/>
+        </w:rPr>
+        <w:t xml:space="preserve">Artfaktablad. Naturvård – artfakta. </w:t>
+      </w:r>
+      <w:r>
+        <w:t>SLU Artdatabanken, Uppsala.</w:t>
+      </w:r>
+    </w:p>
+    <w:p>
+      <w:r>
+        <w:t xml:space="preserve">SLU Artdatabanken, 2025. </w:t>
+      </w:r>
+      <w:r>
+        <w:rPr>
+          <w:i/>
+        </w:rPr>
+        <w:t xml:space="preserve">Över 20 nya lavparasiter för Sverige. </w:t>
+      </w:r>
+      <w:r>
+        <w:t>https://www.slu.se/artdatabanken/arter-och-natur/artiklar/over-20-nya-lavparasiter-for-sverige/</w:t>
       </w:r>
     </w:p>
     <w:sectPr>
@@ -1038,7 +1202,7 @@
     <w:r>
       <w:tab/>
       <w:tab/>
-      <w:t>2025-11-08</w:t>
+      <w:t>2025-11-09</w:t>
       <w:br/>
       <w:br/>
     </w:r>

--- a/klagomål/A 31911-2025 FSC-klagomål.docx
+++ b/klagomål/A 31911-2025 FSC-klagomål.docx
@@ -1202,7 +1202,7 @@
     <w:r>
       <w:tab/>
       <w:tab/>
-      <w:t>2025-11-09</w:t>
+      <w:t>2025-11-10</w:t>
       <w:br/>
       <w:br/>
     </w:r>

--- a/klagomål/A 31911-2025 FSC-klagomål.docx
+++ b/klagomål/A 31911-2025 FSC-klagomål.docx
@@ -191,7 +191,7 @@
     </w:p>
     <w:p>
       <w:r>
-        <w:t>I avverkningsanmälan har följande 10 naturvårdsarter hittats: knärot (VU, §8), dvärgbägarlav (NT), kolflarnlav (NT), kortskaftad ärgspik (NT), lunglav (NT), mörk kolflarnlav (NT), skrovellav (NT), vedflamlav (NT), vedskivlav (NT) och violettgrå tagellav (NT). Av dessa är 10 rödlistade. För rödlistade arter har rödlistekategorin angivits inom parentes. För fridlysta arter anges även paragrafen i Artskyddsförordningen som arten är fridlyst enligt.</w:t>
+        <w:t>I avverkningsanmälan har följande 13 naturvårdsarter hittats: knärot (VU, §8), blanksvart spiklav (NT), blågrå svartspik (NT), dvärgbägarlav (NT), kolflarnlav (NT), kortskaftad ärgspik (NT), lunglav (NT), mörk kolflarnlav (NT), skrovellav (NT), vedflamlav (NT), vedskivlav (NT), violettgrå tagellav (NT) och stuplav (S). Av dessa är 12 rödlistade. För rödlistade arter har rödlistekategorin angivits inom parentes. Arter som är signalarter enligt Skogsstyrelsen har markerats med (S). För fridlysta arter anges även paragrafen i Artskyddsförordningen som arten är fridlyst enligt.</w:t>
       </w:r>
     </w:p>
     <w:p>
@@ -251,6 +251,28 @@
         <w:rPr>
           <w:b/>
         </w:rPr>
+        <w:t>Blanksvart spiklav (NT)</w:t>
+      </w:r>
+      <w:r>
+        <w:t xml:space="preserve"> förekommer på torr, hård, gammal kärnved men även på äldre ytved av tall i naturskogsartade bestånd med begränsad brandpåverkan och ostörd hydrologi. Skogsbruksåtgärder på eller i närheten av lokaler med blanksvart spiklav utgör ett hot. Naturskogsartade öppna tall- och barrblandskogar med blanksvart spiklav indikerar höga biologiska värden och bör bevaras (SLU Artdatabanken, 2024).</w:t>
+      </w:r>
+    </w:p>
+    <w:p>
+      <w:r>
+        <w:rPr>
+          <w:b/>
+        </w:rPr>
+        <w:t>Blågrå svartspik (NT)</w:t>
+      </w:r>
+      <w:r>
+        <w:t xml:space="preserve"> växer på torr, hård ved av gamla, solbelysta torrakor, högstubbar av tall och grova döda grenar på levande tallar i öppna bestånd av naturskogskaraktär. Nästan alltid rör det sig om tjärrika torrträd och högstubbar (töreved, keloträd) som kan vara en bra bit över hundra år, i vissa fall sannolikt hundratals år gamla. Skogsbruk är idag det allvarligaste hotet. Ett långsiktigt hot är att nybildningen av gamla torrakor och högstubbar är en långsam process vilken ofta är beroende av skogsbrand. Nytt substrat bildas numera sannolikt nästan inte alls då antalet naturliga skogsbränder har minskat drastiskt på grund av effektivare brandbekämpning. Döda träd som lämnas efter avverkning är inte lämpliga för arten, eftersom dessa träd inte varit utsatta för skogsbrand och bildat tjärrik ved. Skogsbruksåtgärder på eller i närheten av växtplatserna bör undvikas. Naturskogsartade skogar med förekomst av arten indikerar höga biologiska värden och bör bevaras. Blågrå svartspik har en mycket begränsad utbredning utanför de nordiska länderna varför dessa länder har ett speciellt ansvar för arten (SLU Artdatabanken, 2024).</w:t>
+      </w:r>
+    </w:p>
+    <w:p>
+      <w:r>
+        <w:rPr>
+          <w:b/>
+        </w:rPr>
         <w:t>Dvärgbägarlav (NT)</w:t>
       </w:r>
       <w:r>
@@ -337,6 +359,26 @@
       </w:r>
       <w:r>
         <w:t xml:space="preserve"> (EN) (SLU Artdatabanken, 2024; Nitare &amp; Skogsstyrelsen, 2019).</w:t>
+      </w:r>
+    </w:p>
+    <w:p>
+      <w:r>
+        <w:rPr>
+          <w:b/>
+        </w:rPr>
+        <w:t>Stuplav</w:t>
+      </w:r>
+      <w:r>
+        <w:t xml:space="preserve"> är en mycket bra signalart i hela sitt utbredningsområde och förekommer nästan enbart i skogsmiljöer med höga naturvärden. Den indikerar långvarig förekomst av gamla lövträd och miljöer med konstant hög luftfuktighet. I skogar med suboceaniskt klimat finns det en mycket sällsynt parasit, njurlavsknapp </w:t>
+      </w:r>
+      <w:r>
+        <w:rPr>
+          <w:i/>
+        </w:rPr>
+        <w:t>Pletocarpon nephromeum</w:t>
+      </w:r>
+      <w:r>
+        <w:t xml:space="preserve"> (EN), som växer på stuplav (SLU Artdatabanken, 2024; Nitare &amp; Skogsstyrelsen, 2019).</w:t>
       </w:r>
     </w:p>
     <w:p>
@@ -566,7 +608,7 @@
         <w:rPr>
           <w:i/>
         </w:rPr>
-        <w:t>I det avverkningsanmälda skogsområdet har 10 naturvårdsarter varav 10 rödlistade arter sina livsmiljöer och växtplatser.</w:t>
+        <w:t>I det avverkningsanmälda skogsområdet har 13 naturvårdsarter varav 12 rödlistade arter sina livsmiljöer och växtplatser.</w:t>
       </w:r>
     </w:p>
     <w:p>
@@ -1202,7 +1244,7 @@
     <w:r>
       <w:tab/>
       <w:tab/>
-      <w:t>2025-11-10</w:t>
+      <w:t>2025-11-11</w:t>
       <w:br/>
       <w:br/>
     </w:r>

--- a/klagomål/A 31911-2025 FSC-klagomål.docx
+++ b/klagomål/A 31911-2025 FSC-klagomål.docx
@@ -1244,7 +1244,7 @@
     <w:r>
       <w:tab/>
       <w:tab/>
-      <w:t>2025-11-11</w:t>
+      <w:t>2025-11-12</w:t>
       <w:br/>
       <w:br/>
     </w:r>

--- a/klagomål/A 31911-2025 FSC-klagomål.docx
+++ b/klagomål/A 31911-2025 FSC-klagomål.docx
@@ -1244,7 +1244,7 @@
     <w:r>
       <w:tab/>
       <w:tab/>
-      <w:t>2025-11-12</w:t>
+      <w:t>2025-11-13</w:t>
       <w:br/>
       <w:br/>
     </w:r>

--- a/klagomål/A 31911-2025 FSC-klagomål.docx
+++ b/klagomål/A 31911-2025 FSC-klagomål.docx
@@ -1244,7 +1244,7 @@
     <w:r>
       <w:tab/>
       <w:tab/>
-      <w:t>2025-11-13</w:t>
+      <w:t>2025-11-14</w:t>
       <w:br/>
       <w:br/>
     </w:r>

--- a/klagomål/A 31911-2025 FSC-klagomål.docx
+++ b/klagomål/A 31911-2025 FSC-klagomål.docx
@@ -1244,7 +1244,7 @@
     <w:r>
       <w:tab/>
       <w:tab/>
-      <w:t>2025-11-14</w:t>
+      <w:t>2025-11-15</w:t>
       <w:br/>
       <w:br/>
     </w:r>

--- a/klagomål/A 31911-2025 FSC-klagomål.docx
+++ b/klagomål/A 31911-2025 FSC-klagomål.docx
@@ -1244,7 +1244,7 @@
     <w:r>
       <w:tab/>
       <w:tab/>
-      <w:t>2025-11-15</w:t>
+      <w:t>2025-11-20</w:t>
       <w:br/>
       <w:br/>
     </w:r>

--- a/klagomål/A 31911-2025 FSC-klagomål.docx
+++ b/klagomål/A 31911-2025 FSC-klagomål.docx
@@ -1244,7 +1244,7 @@
     <w:r>
       <w:tab/>
       <w:tab/>
-      <w:t>2025-11-20</w:t>
+      <w:t>2025-11-21</w:t>
       <w:br/>
       <w:br/>
     </w:r>

--- a/klagomål/A 31911-2025 FSC-klagomål.docx
+++ b/klagomål/A 31911-2025 FSC-klagomål.docx
@@ -1244,7 +1244,7 @@
     <w:r>
       <w:tab/>
       <w:tab/>
-      <w:t>2025-11-21</w:t>
+      <w:t>2025-11-22</w:t>
       <w:br/>
       <w:br/>
     </w:r>

--- a/klagomål/A 31911-2025 FSC-klagomål.docx
+++ b/klagomål/A 31911-2025 FSC-klagomål.docx
@@ -1244,7 +1244,7 @@
     <w:r>
       <w:tab/>
       <w:tab/>
-      <w:t>2025-11-22</w:t>
+      <w:t>2025-11-23</w:t>
       <w:br/>
       <w:br/>
     </w:r>

--- a/klagomål/A 31911-2025 FSC-klagomål.docx
+++ b/klagomål/A 31911-2025 FSC-klagomål.docx
@@ -1244,7 +1244,7 @@
     <w:r>
       <w:tab/>
       <w:tab/>
-      <w:t>2025-11-23</w:t>
+      <w:t>2025-11-24</w:t>
       <w:br/>
       <w:br/>
     </w:r>

--- a/klagomål/A 31911-2025 FSC-klagomål.docx
+++ b/klagomål/A 31911-2025 FSC-klagomål.docx
@@ -1244,7 +1244,7 @@
     <w:r>
       <w:tab/>
       <w:tab/>
-      <w:t>2025-11-24</w:t>
+      <w:t>2025-11-25</w:t>
       <w:br/>
       <w:br/>
     </w:r>

--- a/klagomål/A 31911-2025 FSC-klagomål.docx
+++ b/klagomål/A 31911-2025 FSC-klagomål.docx
@@ -1244,7 +1244,7 @@
     <w:r>
       <w:tab/>
       <w:tab/>
-      <w:t>2025-11-25</w:t>
+      <w:t>2025-11-26</w:t>
       <w:br/>
       <w:br/>
     </w:r>

--- a/klagomål/A 31911-2025 FSC-klagomål.docx
+++ b/klagomål/A 31911-2025 FSC-klagomål.docx
@@ -1244,7 +1244,7 @@
     <w:r>
       <w:tab/>
       <w:tab/>
-      <w:t>2025-11-26</w:t>
+      <w:t>2025-11-27</w:t>
       <w:br/>
       <w:br/>
     </w:r>

--- a/klagomål/A 31911-2025 FSC-klagomål.docx
+++ b/klagomål/A 31911-2025 FSC-klagomål.docx
@@ -1244,7 +1244,7 @@
     <w:r>
       <w:tab/>
       <w:tab/>
-      <w:t>2025-11-27</w:t>
+      <w:t>2025-11-28</w:t>
       <w:br/>
       <w:br/>
     </w:r>

--- a/klagomål/A 31911-2025 FSC-klagomål.docx
+++ b/klagomål/A 31911-2025 FSC-klagomål.docx
@@ -1244,7 +1244,7 @@
     <w:r>
       <w:tab/>
       <w:tab/>
-      <w:t>2025-11-28</w:t>
+      <w:t>2025-11-29</w:t>
       <w:br/>
       <w:br/>
     </w:r>

--- a/klagomål/A 31911-2025 FSC-klagomål.docx
+++ b/klagomål/A 31911-2025 FSC-klagomål.docx
@@ -1244,7 +1244,7 @@
     <w:r>
       <w:tab/>
       <w:tab/>
-      <w:t>2025-11-29</w:t>
+      <w:t>2025-11-30</w:t>
       <w:br/>
       <w:br/>
     </w:r>

--- a/klagomål/A 31911-2025 FSC-klagomål.docx
+++ b/klagomål/A 31911-2025 FSC-klagomål.docx
@@ -1244,7 +1244,7 @@
     <w:r>
       <w:tab/>
       <w:tab/>
-      <w:t>2025-11-30</w:t>
+      <w:t>2025-12-01</w:t>
       <w:br/>
       <w:br/>
     </w:r>

--- a/klagomål/A 31911-2025 FSC-klagomål.docx
+++ b/klagomål/A 31911-2025 FSC-klagomål.docx
@@ -1244,7 +1244,7 @@
     <w:r>
       <w:tab/>
       <w:tab/>
-      <w:t>2025-12-01</w:t>
+      <w:t>2025-12-02</w:t>
       <w:br/>
       <w:br/>
     </w:r>

--- a/klagomål/A 31911-2025 FSC-klagomål.docx
+++ b/klagomål/A 31911-2025 FSC-klagomål.docx
@@ -1244,7 +1244,7 @@
     <w:r>
       <w:tab/>
       <w:tab/>
-      <w:t>2025-12-02</w:t>
+      <w:t>2025-12-03</w:t>
       <w:br/>
       <w:br/>
     </w:r>

--- a/klagomål/A 31911-2025 FSC-klagomål.docx
+++ b/klagomål/A 31911-2025 FSC-klagomål.docx
@@ -1244,7 +1244,7 @@
     <w:r>
       <w:tab/>
       <w:tab/>
-      <w:t>2025-12-03</w:t>
+      <w:t>2025-12-04</w:t>
       <w:br/>
       <w:br/>
     </w:r>

--- a/klagomål/A 31911-2025 FSC-klagomål.docx
+++ b/klagomål/A 31911-2025 FSC-klagomål.docx
@@ -1244,7 +1244,7 @@
     <w:r>
       <w:tab/>
       <w:tab/>
-      <w:t>2025-12-04</w:t>
+      <w:t>2025-12-05</w:t>
       <w:br/>
       <w:br/>
     </w:r>

--- a/klagomål/A 31911-2025 FSC-klagomål.docx
+++ b/klagomål/A 31911-2025 FSC-klagomål.docx
@@ -1244,7 +1244,7 @@
     <w:r>
       <w:tab/>
       <w:tab/>
-      <w:t>2025-12-05</w:t>
+      <w:t>2025-12-06</w:t>
       <w:br/>
       <w:br/>
     </w:r>

--- a/klagomål/A 31911-2025 FSC-klagomål.docx
+++ b/klagomål/A 31911-2025 FSC-klagomål.docx
@@ -1244,7 +1244,7 @@
     <w:r>
       <w:tab/>
       <w:tab/>
-      <w:t>2025-12-06</w:t>
+      <w:t>2025-12-07</w:t>
       <w:br/>
       <w:br/>
     </w:r>

--- a/klagomål/A 31911-2025 FSC-klagomål.docx
+++ b/klagomål/A 31911-2025 FSC-klagomål.docx
@@ -1244,7 +1244,7 @@
     <w:r>
       <w:tab/>
       <w:tab/>
-      <w:t>2025-12-07</w:t>
+      <w:t>2025-12-08</w:t>
       <w:br/>
       <w:br/>
     </w:r>

--- a/klagomål/A 31911-2025 FSC-klagomål.docx
+++ b/klagomål/A 31911-2025 FSC-klagomål.docx
@@ -1244,7 +1244,7 @@
     <w:r>
       <w:tab/>
       <w:tab/>
-      <w:t>2025-12-08</w:t>
+      <w:t>2025-12-09</w:t>
       <w:br/>
       <w:br/>
     </w:r>

--- a/klagomål/A 31911-2025 FSC-klagomål.docx
+++ b/klagomål/A 31911-2025 FSC-klagomål.docx
@@ -1244,7 +1244,7 @@
     <w:r>
       <w:tab/>
       <w:tab/>
-      <w:t>2025-12-09</w:t>
+      <w:t>2025-12-10</w:t>
       <w:br/>
       <w:br/>
     </w:r>

--- a/klagomål/A 31911-2025 FSC-klagomål.docx
+++ b/klagomål/A 31911-2025 FSC-klagomål.docx
@@ -1244,7 +1244,7 @@
     <w:r>
       <w:tab/>
       <w:tab/>
-      <w:t>2025-12-10</w:t>
+      <w:t>2025-12-11</w:t>
       <w:br/>
       <w:br/>
     </w:r>

--- a/klagomål/A 31911-2025 FSC-klagomål.docx
+++ b/klagomål/A 31911-2025 FSC-klagomål.docx
@@ -1244,7 +1244,7 @@
     <w:r>
       <w:tab/>
       <w:tab/>
-      <w:t>2025-12-11</w:t>
+      <w:t>2025-12-12</w:t>
       <w:br/>
       <w:br/>
     </w:r>

--- a/klagomål/A 31911-2025 FSC-klagomål.docx
+++ b/klagomål/A 31911-2025 FSC-klagomål.docx
@@ -1244,7 +1244,7 @@
     <w:r>
       <w:tab/>
       <w:tab/>
-      <w:t>2025-12-12</w:t>
+      <w:t>2025-12-13</w:t>
       <w:br/>
       <w:br/>
     </w:r>

--- a/klagomål/A 31911-2025 FSC-klagomål.docx
+++ b/klagomål/A 31911-2025 FSC-klagomål.docx
@@ -1244,7 +1244,7 @@
     <w:r>
       <w:tab/>
       <w:tab/>
-      <w:t>2025-12-19</w:t>
+      <w:t>2025-12-20</w:t>
       <w:br/>
       <w:br/>
     </w:r>

--- a/klagomål/A 31911-2025 FSC-klagomål.docx
+++ b/klagomål/A 31911-2025 FSC-klagomål.docx
@@ -1244,7 +1244,7 @@
     <w:r>
       <w:tab/>
       <w:tab/>
-      <w:t>2025-12-20</w:t>
+      <w:t>2025-12-21</w:t>
       <w:br/>
       <w:br/>
     </w:r>

--- a/klagomål/A 31911-2025 FSC-klagomål.docx
+++ b/klagomål/A 31911-2025 FSC-klagomål.docx
@@ -1244,7 +1244,7 @@
     <w:r>
       <w:tab/>
       <w:tab/>
-      <w:t>2025-12-21</w:t>
+      <w:t>2025-12-22</w:t>
       <w:br/>
       <w:br/>
     </w:r>

--- a/klagomål/A 31911-2025 FSC-klagomål.docx
+++ b/klagomål/A 31911-2025 FSC-klagomål.docx
@@ -1244,7 +1244,7 @@
     <w:r>
       <w:tab/>
       <w:tab/>
-      <w:t>2025-12-22</w:t>
+      <w:t>2025-12-26</w:t>
       <w:br/>
       <w:br/>
     </w:r>

--- a/klagomål/A 31911-2025 FSC-klagomål.docx
+++ b/klagomål/A 31911-2025 FSC-klagomål.docx
@@ -1244,7 +1244,7 @@
     <w:r>
       <w:tab/>
       <w:tab/>
-      <w:t>2025-12-26</w:t>
+      <w:t>2025-12-28</w:t>
       <w:br/>
       <w:br/>
     </w:r>

--- a/klagomål/A 31911-2025 FSC-klagomål.docx
+++ b/klagomål/A 31911-2025 FSC-klagomål.docx
@@ -1244,7 +1244,7 @@
     <w:r>
       <w:tab/>
       <w:tab/>
-      <w:t>2025-12-28</w:t>
+      <w:t>2025-12-29</w:t>
       <w:br/>
       <w:br/>
     </w:r>

--- a/klagomål/A 31911-2025 FSC-klagomål.docx
+++ b/klagomål/A 31911-2025 FSC-klagomål.docx
@@ -1244,7 +1244,7 @@
     <w:r>
       <w:tab/>
       <w:tab/>
-      <w:t>2025-12-29</w:t>
+      <w:t>2025-12-30</w:t>
       <w:br/>
       <w:br/>
     </w:r>

--- a/klagomål/A 31911-2025 FSC-klagomål.docx
+++ b/klagomål/A 31911-2025 FSC-klagomål.docx
@@ -1244,7 +1244,7 @@
     <w:r>
       <w:tab/>
       <w:tab/>
-      <w:t>2025-12-30</w:t>
+      <w:t>2025-12-31</w:t>
       <w:br/>
       <w:br/>
     </w:r>

--- a/klagomål/A 31911-2025 FSC-klagomål.docx
+++ b/klagomål/A 31911-2025 FSC-klagomål.docx
@@ -1244,7 +1244,7 @@
     <w:r>
       <w:tab/>
       <w:tab/>
-      <w:t>2025-12-31</w:t>
+      <w:t>2026-01-03</w:t>
       <w:br/>
       <w:br/>
     </w:r>

--- a/klagomål/A 31911-2025 FSC-klagomål.docx
+++ b/klagomål/A 31911-2025 FSC-klagomål.docx
@@ -1244,7 +1244,7 @@
     <w:r>
       <w:tab/>
       <w:tab/>
-      <w:t>2026-01-07</w:t>
+      <w:t>2026-01-08</w:t>
       <w:br/>
       <w:br/>
     </w:r>

--- a/klagomål/A 31911-2025 FSC-klagomål.docx
+++ b/klagomål/A 31911-2025 FSC-klagomål.docx
@@ -1244,7 +1244,7 @@
     <w:r>
       <w:tab/>
       <w:tab/>
-      <w:t>2026-01-08</w:t>
+      <w:t>2026-01-09</w:t>
       <w:br/>
       <w:br/>
     </w:r>

--- a/klagomål/A 31911-2025 FSC-klagomål.docx
+++ b/klagomål/A 31911-2025 FSC-klagomål.docx
@@ -1244,7 +1244,7 @@
     <w:r>
       <w:tab/>
       <w:tab/>
-      <w:t>2026-01-09</w:t>
+      <w:t>2026-01-10</w:t>
       <w:br/>
       <w:br/>
     </w:r>

--- a/klagomål/A 31911-2025 FSC-klagomål.docx
+++ b/klagomål/A 31911-2025 FSC-klagomål.docx
@@ -1244,7 +1244,7 @@
     <w:r>
       <w:tab/>
       <w:tab/>
-      <w:t>2026-01-10</w:t>
+      <w:t>2026-01-11</w:t>
       <w:br/>
       <w:br/>
     </w:r>

--- a/klagomål/A 31911-2025 FSC-klagomål.docx
+++ b/klagomål/A 31911-2025 FSC-klagomål.docx
@@ -1244,7 +1244,7 @@
     <w:r>
       <w:tab/>
       <w:tab/>
-      <w:t>2026-01-11</w:t>
+      <w:t>2026-01-12</w:t>
       <w:br/>
       <w:br/>
     </w:r>

--- a/klagomål/A 31911-2025 FSC-klagomål.docx
+++ b/klagomål/A 31911-2025 FSC-klagomål.docx
@@ -1244,7 +1244,7 @@
     <w:r>
       <w:tab/>
       <w:tab/>
-      <w:t>2026-01-12</w:t>
+      <w:t>2026-01-13</w:t>
       <w:br/>
       <w:br/>
     </w:r>

--- a/klagomål/A 31911-2025 FSC-klagomål.docx
+++ b/klagomål/A 31911-2025 FSC-klagomål.docx
@@ -1244,7 +1244,7 @@
     <w:r>
       <w:tab/>
       <w:tab/>
-      <w:t>2026-01-13</w:t>
+      <w:t>2026-01-14</w:t>
       <w:br/>
       <w:br/>
     </w:r>

--- a/klagomål/A 31911-2025 FSC-klagomål.docx
+++ b/klagomål/A 31911-2025 FSC-klagomål.docx
@@ -1244,7 +1244,7 @@
     <w:r>
       <w:tab/>
       <w:tab/>
-      <w:t>2026-01-14</w:t>
+      <w:t>2026-01-15</w:t>
       <w:br/>
       <w:br/>
     </w:r>

--- a/klagomål/A 31911-2025 FSC-klagomål.docx
+++ b/klagomål/A 31911-2025 FSC-klagomål.docx
@@ -1244,7 +1244,7 @@
     <w:r>
       <w:tab/>
       <w:tab/>
-      <w:t>2026-01-15</w:t>
+      <w:t>2026-01-16</w:t>
       <w:br/>
       <w:br/>
     </w:r>

--- a/klagomål/A 31911-2025 FSC-klagomål.docx
+++ b/klagomål/A 31911-2025 FSC-klagomål.docx
@@ -1244,7 +1244,7 @@
     <w:r>
       <w:tab/>
       <w:tab/>
-      <w:t>2026-01-16</w:t>
+      <w:t>2026-01-17</w:t>
       <w:br/>
       <w:br/>
     </w:r>

--- a/klagomål/A 31911-2025 FSC-klagomål.docx
+++ b/klagomål/A 31911-2025 FSC-klagomål.docx
@@ -1244,7 +1244,7 @@
     <w:r>
       <w:tab/>
       <w:tab/>
-      <w:t>2026-01-17</w:t>
+      <w:t>2026-01-18</w:t>
       <w:br/>
       <w:br/>
     </w:r>

--- a/klagomål/A 31911-2025 FSC-klagomål.docx
+++ b/klagomål/A 31911-2025 FSC-klagomål.docx
@@ -1244,7 +1244,7 @@
     <w:r>
       <w:tab/>
       <w:tab/>
-      <w:t>2026-01-18</w:t>
+      <w:t>2026-01-19</w:t>
       <w:br/>
       <w:br/>
     </w:r>

--- a/klagomål/A 31911-2025 FSC-klagomål.docx
+++ b/klagomål/A 31911-2025 FSC-klagomål.docx
@@ -1244,7 +1244,7 @@
     <w:r>
       <w:tab/>
       <w:tab/>
-      <w:t>2026-01-19</w:t>
+      <w:t>2026-01-20</w:t>
       <w:br/>
       <w:br/>
     </w:r>

--- a/klagomål/A 31911-2025 FSC-klagomål.docx
+++ b/klagomål/A 31911-2025 FSC-klagomål.docx
@@ -1244,7 +1244,7 @@
     <w:r>
       <w:tab/>
       <w:tab/>
-      <w:t>2026-01-20</w:t>
+      <w:t>2026-01-21</w:t>
       <w:br/>
       <w:br/>
     </w:r>

--- a/klagomål/A 31911-2025 FSC-klagomål.docx
+++ b/klagomål/A 31911-2025 FSC-klagomål.docx
@@ -1244,7 +1244,7 @@
     <w:r>
       <w:tab/>
       <w:tab/>
-      <w:t>2026-01-21</w:t>
+      <w:t>2026-01-23</w:t>
       <w:br/>
       <w:br/>
     </w:r>

--- a/klagomål/A 31911-2025 FSC-klagomål.docx
+++ b/klagomål/A 31911-2025 FSC-klagomål.docx
@@ -1244,7 +1244,7 @@
     <w:r>
       <w:tab/>
       <w:tab/>
-      <w:t>2026-01-23</w:t>
+      <w:t>2026-01-24</w:t>
       <w:br/>
       <w:br/>
     </w:r>

--- a/klagomål/A 31911-2025 FSC-klagomål.docx
+++ b/klagomål/A 31911-2025 FSC-klagomål.docx
@@ -1244,7 +1244,7 @@
     <w:r>
       <w:tab/>
       <w:tab/>
-      <w:t>2026-01-24</w:t>
+      <w:t>2026-01-25</w:t>
       <w:br/>
       <w:br/>
     </w:r>

--- a/klagomål/A 31911-2025 FSC-klagomål.docx
+++ b/klagomål/A 31911-2025 FSC-klagomål.docx
@@ -1244,7 +1244,7 @@
     <w:r>
       <w:tab/>
       <w:tab/>
-      <w:t>2026-01-25</w:t>
+      <w:t>2026-01-26</w:t>
       <w:br/>
       <w:br/>
     </w:r>

--- a/klagomål/A 31911-2025 FSC-klagomål.docx
+++ b/klagomål/A 31911-2025 FSC-klagomål.docx
@@ -1244,7 +1244,7 @@
     <w:r>
       <w:tab/>
       <w:tab/>
-      <w:t>2026-01-26</w:t>
+      <w:t>2026-01-27</w:t>
       <w:br/>
       <w:br/>
     </w:r>

--- a/klagomål/A 31911-2025 FSC-klagomål.docx
+++ b/klagomål/A 31911-2025 FSC-klagomål.docx
@@ -1244,7 +1244,7 @@
     <w:r>
       <w:tab/>
       <w:tab/>
-      <w:t>2026-01-27</w:t>
+      <w:t>2026-01-28</w:t>
       <w:br/>
       <w:br/>
     </w:r>

--- a/klagomål/A 31911-2025 FSC-klagomål.docx
+++ b/klagomål/A 31911-2025 FSC-klagomål.docx
@@ -1379,7 +1379,7 @@
     <w:r>
       <w:tab/>
       <w:tab/>
-      <w:t>2026-02-21</w:t>
+      <w:t>2026-02-22</w:t>
       <w:br/>
       <w:br/>
     </w:r>

--- a/klagomål/A 31911-2025 FSC-klagomål.docx
+++ b/klagomål/A 31911-2025 FSC-klagomål.docx
@@ -1379,7 +1379,7 @@
     <w:r>
       <w:tab/>
       <w:tab/>
-      <w:t>2026-02-22</w:t>
+      <w:t>2026-02-23</w:t>
       <w:br/>
       <w:br/>
     </w:r>

--- a/klagomål/A 31911-2025 FSC-klagomål.docx
+++ b/klagomål/A 31911-2025 FSC-klagomål.docx
@@ -1379,7 +1379,7 @@
     <w:r>
       <w:tab/>
       <w:tab/>
-      <w:t>2026-02-23</w:t>
+      <w:t>2026-02-24</w:t>
       <w:br/>
       <w:br/>
     </w:r>

--- a/klagomål/A 31911-2025 FSC-klagomål.docx
+++ b/klagomål/A 31911-2025 FSC-klagomål.docx
@@ -1379,7 +1379,7 @@
     <w:r>
       <w:tab/>
       <w:tab/>
-      <w:t>2026-02-24</w:t>
+      <w:t>2026-02-25</w:t>
       <w:br/>
       <w:br/>
     </w:r>

--- a/klagomål/A 31911-2025 FSC-klagomål.docx
+++ b/klagomål/A 31911-2025 FSC-klagomål.docx
@@ -1379,7 +1379,7 @@
     <w:r>
       <w:tab/>
       <w:tab/>
-      <w:t>2026-02-25</w:t>
+      <w:t>2026-02-26</w:t>
       <w:br/>
       <w:br/>
     </w:r>

--- a/klagomål/A 31911-2025 FSC-klagomål.docx
+++ b/klagomål/A 31911-2025 FSC-klagomål.docx
@@ -1379,7 +1379,7 @@
     <w:r>
       <w:tab/>
       <w:tab/>
-      <w:t>2026-02-26</w:t>
+      <w:t>2026-02-28</w:t>
       <w:br/>
       <w:br/>
     </w:r>

--- a/klagomål/A 31911-2025 FSC-klagomål.docx
+++ b/klagomål/A 31911-2025 FSC-klagomål.docx
@@ -1379,7 +1379,7 @@
     <w:r>
       <w:tab/>
       <w:tab/>
-      <w:t>2026-02-28</w:t>
+      <w:t>2026-03-01</w:t>
       <w:br/>
       <w:br/>
     </w:r>

--- a/klagomål/A 31911-2025 FSC-klagomål.docx
+++ b/klagomål/A 31911-2025 FSC-klagomål.docx
@@ -1379,7 +1379,7 @@
     <w:r>
       <w:tab/>
       <w:tab/>
-      <w:t>2026-03-01</w:t>
+      <w:t>2026-03-02</w:t>
       <w:br/>
       <w:br/>
     </w:r>

--- a/klagomål/A 31911-2025 FSC-klagomål.docx
+++ b/klagomål/A 31911-2025 FSC-klagomål.docx
@@ -1379,7 +1379,7 @@
     <w:r>
       <w:tab/>
       <w:tab/>
-      <w:t>2026-03-02</w:t>
+      <w:t>2026-03-03</w:t>
       <w:br/>
       <w:br/>
     </w:r>

--- a/klagomål/A 31911-2025 FSC-klagomål.docx
+++ b/klagomål/A 31911-2025 FSC-klagomål.docx
@@ -1379,7 +1379,7 @@
     <w:r>
       <w:tab/>
       <w:tab/>
-      <w:t>2026-03-03</w:t>
+      <w:t>2026-03-04</w:t>
       <w:br/>
       <w:br/>
     </w:r>

--- a/klagomål/A 31911-2025 FSC-klagomål.docx
+++ b/klagomål/A 31911-2025 FSC-klagomål.docx
@@ -1379,7 +1379,7 @@
     <w:r>
       <w:tab/>
       <w:tab/>
-      <w:t>2026-03-04</w:t>
+      <w:t>2026-03-05</w:t>
       <w:br/>
       <w:br/>
     </w:r>

--- a/klagomål/A 31911-2025 FSC-klagomål.docx
+++ b/klagomål/A 31911-2025 FSC-klagomål.docx
@@ -1379,7 +1379,7 @@
     <w:r>
       <w:tab/>
       <w:tab/>
-      <w:t>2026-03-05</w:t>
+      <w:t>2026-03-06</w:t>
       <w:br/>
       <w:br/>
     </w:r>

--- a/klagomål/A 31911-2025 FSC-klagomål.docx
+++ b/klagomål/A 31911-2025 FSC-klagomål.docx
@@ -1379,7 +1379,7 @@
     <w:r>
       <w:tab/>
       <w:tab/>
-      <w:t>2026-03-06</w:t>
+      <w:t>2026-03-07</w:t>
       <w:br/>
       <w:br/>
     </w:r>

--- a/klagomål/A 31911-2025 FSC-klagomål.docx
+++ b/klagomål/A 31911-2025 FSC-klagomål.docx
@@ -1379,7 +1379,7 @@
     <w:r>
       <w:tab/>
       <w:tab/>
-      <w:t>2026-03-13</w:t>
+      <w:t>2026-03-16</w:t>
       <w:br/>
       <w:br/>
     </w:r>

--- a/klagomål/A 31911-2025 FSC-klagomål.docx
+++ b/klagomål/A 31911-2025 FSC-klagomål.docx
@@ -1379,7 +1379,7 @@
     <w:r>
       <w:tab/>
       <w:tab/>
-      <w:t>2026-03-16</w:t>
+      <w:t>2026-03-17</w:t>
       <w:br/>
       <w:br/>
     </w:r>

--- a/klagomål/A 31911-2025 FSC-klagomål.docx
+++ b/klagomål/A 31911-2025 FSC-klagomål.docx
@@ -1379,7 +1379,7 @@
     <w:r>
       <w:tab/>
       <w:tab/>
-      <w:t>2026-03-17</w:t>
+      <w:t>2026-03-18</w:t>
       <w:br/>
       <w:br/>
     </w:r>

--- a/klagomål/A 31911-2025 FSC-klagomål.docx
+++ b/klagomål/A 31911-2025 FSC-klagomål.docx
@@ -1379,7 +1379,7 @@
     <w:r>
       <w:tab/>
       <w:tab/>
-      <w:t>2026-03-18</w:t>
+      <w:t>2026-03-19</w:t>
       <w:br/>
       <w:br/>
     </w:r>

--- a/klagomål/A 31911-2025 FSC-klagomål.docx
+++ b/klagomål/A 31911-2025 FSC-klagomål.docx
@@ -1379,7 +1379,7 @@
     <w:r>
       <w:tab/>
       <w:tab/>
-      <w:t>2026-03-19</w:t>
+      <w:t>2026-03-20</w:t>
       <w:br/>
       <w:br/>
     </w:r>

--- a/klagomål/A 31911-2025 FSC-klagomål.docx
+++ b/klagomål/A 31911-2025 FSC-klagomål.docx
@@ -1379,7 +1379,7 @@
     <w:r>
       <w:tab/>
       <w:tab/>
-      <w:t>2026-03-20</w:t>
+      <w:t>2026-03-21</w:t>
       <w:br/>
       <w:br/>
     </w:r>

--- a/klagomål/A 31911-2025 FSC-klagomål.docx
+++ b/klagomål/A 31911-2025 FSC-klagomål.docx
@@ -1379,7 +1379,7 @@
     <w:r>
       <w:tab/>
       <w:tab/>
-      <w:t>2026-03-21</w:t>
+      <w:t>2026-03-22</w:t>
       <w:br/>
       <w:br/>
     </w:r>

--- a/klagomål/A 31911-2025 FSC-klagomål.docx
+++ b/klagomål/A 31911-2025 FSC-klagomål.docx
@@ -1379,7 +1379,7 @@
     <w:r>
       <w:tab/>
       <w:tab/>
-      <w:t>2026-03-22</w:t>
+      <w:t>2026-03-23</w:t>
       <w:br/>
       <w:br/>
     </w:r>

--- a/klagomål/A 31911-2025 FSC-klagomål.docx
+++ b/klagomål/A 31911-2025 FSC-klagomål.docx
@@ -1379,7 +1379,7 @@
     <w:r>
       <w:tab/>
       <w:tab/>
-      <w:t>2026-03-23</w:t>
+      <w:t>2026-03-24</w:t>
       <w:br/>
       <w:br/>
     </w:r>

--- a/klagomål/A 31911-2025 FSC-klagomål.docx
+++ b/klagomål/A 31911-2025 FSC-klagomål.docx
@@ -1379,7 +1379,7 @@
     <w:r>
       <w:tab/>
       <w:tab/>
-      <w:t>2026-03-24</w:t>
+      <w:t>2026-03-25</w:t>
       <w:br/>
       <w:br/>
     </w:r>

--- a/klagomål/A 31911-2025 FSC-klagomål.docx
+++ b/klagomål/A 31911-2025 FSC-klagomål.docx
@@ -1379,7 +1379,7 @@
     <w:r>
       <w:tab/>
       <w:tab/>
-      <w:t>2026-03-25</w:t>
+      <w:t>2026-03-26</w:t>
       <w:br/>
       <w:br/>
     </w:r>

--- a/klagomål/A 31911-2025 FSC-klagomål.docx
+++ b/klagomål/A 31911-2025 FSC-klagomål.docx
@@ -1379,7 +1379,7 @@
     <w:r>
       <w:tab/>
       <w:tab/>
-      <w:t>2026-03-26</w:t>
+      <w:t>2026-03-27</w:t>
       <w:br/>
       <w:br/>
     </w:r>

--- a/klagomål/A 31911-2025 FSC-klagomål.docx
+++ b/klagomål/A 31911-2025 FSC-klagomål.docx
@@ -1379,7 +1379,7 @@
     <w:r>
       <w:tab/>
       <w:tab/>
-      <w:t>2026-03-27</w:t>
+      <w:t>2026-03-28</w:t>
       <w:br/>
       <w:br/>
     </w:r>

--- a/klagomål/A 31911-2025 FSC-klagomål.docx
+++ b/klagomål/A 31911-2025 FSC-klagomål.docx
@@ -1379,7 +1379,7 @@
     <w:r>
       <w:tab/>
       <w:tab/>
-      <w:t>2026-03-28</w:t>
+      <w:t>2026-03-29</w:t>
       <w:br/>
       <w:br/>
     </w:r>

--- a/klagomål/A 31911-2025 FSC-klagomål.docx
+++ b/klagomål/A 31911-2025 FSC-klagomål.docx
@@ -1379,7 +1379,7 @@
     <w:r>
       <w:tab/>
       <w:tab/>
-      <w:t>2026-03-29</w:t>
+      <w:t>2026-03-30</w:t>
       <w:br/>
       <w:br/>
     </w:r>

--- a/klagomål/A 31911-2025 FSC-klagomål.docx
+++ b/klagomål/A 31911-2025 FSC-klagomål.docx
@@ -1379,7 +1379,7 @@
     <w:r>
       <w:tab/>
       <w:tab/>
-      <w:t>2026-03-30</w:t>
+      <w:t>2026-03-31</w:t>
       <w:br/>
       <w:br/>
     </w:r>

--- a/klagomål/A 31911-2025 FSC-klagomål.docx
+++ b/klagomål/A 31911-2025 FSC-klagomål.docx
@@ -1379,7 +1379,7 @@
     <w:r>
       <w:tab/>
       <w:tab/>
-      <w:t>2026-03-31</w:t>
+      <w:t>2026-04-01</w:t>
       <w:br/>
       <w:br/>
     </w:r>

--- a/klagomål/A 31911-2025 FSC-klagomål.docx
+++ b/klagomål/A 31911-2025 FSC-klagomål.docx
@@ -1379,7 +1379,7 @@
     <w:r>
       <w:tab/>
       <w:tab/>
-      <w:t>2026-04-01</w:t>
+      <w:t>2026-04-02</w:t>
       <w:br/>
       <w:br/>
     </w:r>

--- a/klagomål/A 31911-2025 FSC-klagomål.docx
+++ b/klagomål/A 31911-2025 FSC-klagomål.docx
@@ -1379,7 +1379,7 @@
     <w:r>
       <w:tab/>
       <w:tab/>
-      <w:t>2026-04-02</w:t>
+      <w:t>2026-04-03</w:t>
       <w:br/>
       <w:br/>
     </w:r>

--- a/klagomål/A 31911-2025 FSC-klagomål.docx
+++ b/klagomål/A 31911-2025 FSC-klagomål.docx
@@ -1379,7 +1379,7 @@
     <w:r>
       <w:tab/>
       <w:tab/>
-      <w:t>2026-04-03</w:t>
+      <w:t>2026-04-04</w:t>
       <w:br/>
       <w:br/>
     </w:r>

--- a/klagomål/A 31911-2025 FSC-klagomål.docx
+++ b/klagomål/A 31911-2025 FSC-klagomål.docx
@@ -1379,7 +1379,7 @@
     <w:r>
       <w:tab/>
       <w:tab/>
-      <w:t>2026-04-04</w:t>
+      <w:t>2026-04-05</w:t>
       <w:br/>
       <w:br/>
     </w:r>

--- a/klagomål/A 31911-2025 FSC-klagomål.docx
+++ b/klagomål/A 31911-2025 FSC-klagomål.docx
@@ -1401,7 +1401,7 @@
     <w:r>
       <w:tab/>
       <w:tab/>
-      <w:t>2026-05-16</w:t>
+      <w:t>2026-05-17</w:t>
       <w:br/>
       <w:br/>
     </w:r>

--- a/klagomål/A 31911-2025 FSC-klagomål.docx
+++ b/klagomål/A 31911-2025 FSC-klagomål.docx
@@ -1401,7 +1401,7 @@
     <w:r>
       <w:tab/>
       <w:tab/>
-      <w:t>2026-05-17</w:t>
+      <w:t>2026-05-18</w:t>
       <w:br/>
       <w:br/>
     </w:r>

--- a/klagomål/A 31911-2025 FSC-klagomål.docx
+++ b/klagomål/A 31911-2025 FSC-klagomål.docx
@@ -1401,7 +1401,7 @@
     <w:r>
       <w:tab/>
       <w:tab/>
-      <w:t>2026-05-18</w:t>
+      <w:t>2026-05-19</w:t>
       <w:br/>
       <w:br/>
     </w:r>

--- a/klagomål/A 31911-2025 FSC-klagomål.docx
+++ b/klagomål/A 31911-2025 FSC-klagomål.docx
@@ -1401,7 +1401,7 @@
     <w:r>
       <w:tab/>
       <w:tab/>
-      <w:t>2026-05-19</w:t>
+      <w:t>2026-05-20</w:t>
       <w:br/>
       <w:br/>
     </w:r>

--- a/klagomål/A 31911-2025 FSC-klagomål.docx
+++ b/klagomål/A 31911-2025 FSC-klagomål.docx
@@ -1401,7 +1401,7 @@
     <w:r>
       <w:tab/>
       <w:tab/>
-      <w:t>2026-05-20</w:t>
+      <w:t>2026-05-21</w:t>
       <w:br/>
       <w:br/>
     </w:r>

--- a/klagomål/A 31911-2025 FSC-klagomål.docx
+++ b/klagomål/A 31911-2025 FSC-klagomål.docx
@@ -1401,7 +1401,7 @@
     <w:r>
       <w:tab/>
       <w:tab/>
-      <w:t>2026-05-21</w:t>
+      <w:t>2026-05-22</w:t>
       <w:br/>
       <w:br/>
     </w:r>

--- a/klagomål/A 31911-2025 FSC-klagomål.docx
+++ b/klagomål/A 31911-2025 FSC-klagomål.docx
@@ -1401,7 +1401,7 @@
     <w:r>
       <w:tab/>
       <w:tab/>
-      <w:t>2026-05-22</w:t>
+      <w:t>2026-05-23</w:t>
       <w:br/>
       <w:br/>
     </w:r>

--- a/klagomål/A 31911-2025 FSC-klagomål.docx
+++ b/klagomål/A 31911-2025 FSC-klagomål.docx
@@ -1401,7 +1401,7 @@
     <w:r>
       <w:tab/>
       <w:tab/>
-      <w:t>2026-05-23</w:t>
+      <w:t>2026-05-24</w:t>
       <w:br/>
       <w:br/>
     </w:r>

--- a/klagomål/A 31911-2025 FSC-klagomål.docx
+++ b/klagomål/A 31911-2025 FSC-klagomål.docx
@@ -1401,7 +1401,7 @@
     <w:r>
       <w:tab/>
       <w:tab/>
-      <w:t>2026-05-24</w:t>
+      <w:t>2026-05-25</w:t>
       <w:br/>
       <w:br/>
     </w:r>

--- a/klagomål/A 31911-2025 FSC-klagomål.docx
+++ b/klagomål/A 31911-2025 FSC-klagomål.docx
@@ -1401,7 +1401,7 @@
     <w:r>
       <w:tab/>
       <w:tab/>
-      <w:t>2026-05-25</w:t>
+      <w:t>2026-05-26</w:t>
       <w:br/>
       <w:br/>
     </w:r>

--- a/klagomål/A 31911-2025 FSC-klagomål.docx
+++ b/klagomål/A 31911-2025 FSC-klagomål.docx
@@ -1401,7 +1401,7 @@
     <w:r>
       <w:tab/>
       <w:tab/>
-      <w:t>2026-05-26</w:t>
+      <w:t>2026-05-27</w:t>
       <w:br/>
       <w:br/>
     </w:r>

--- a/klagomål/A 31911-2025 FSC-klagomål.docx
+++ b/klagomål/A 31911-2025 FSC-klagomål.docx
@@ -1401,7 +1401,7 @@
     <w:r>
       <w:tab/>
       <w:tab/>
-      <w:t>2026-05-27</w:t>
+      <w:t>2026-05-28</w:t>
       <w:br/>
       <w:br/>
     </w:r>

--- a/klagomål/A 31911-2025 FSC-klagomål.docx
+++ b/klagomål/A 31911-2025 FSC-klagomål.docx
@@ -1401,7 +1401,7 @@
     <w:r>
       <w:tab/>
       <w:tab/>
-      <w:t>2026-05-28</w:t>
+      <w:t>2026-05-29</w:t>
       <w:br/>
       <w:br/>
     </w:r>

--- a/klagomål/A 31911-2025 FSC-klagomål.docx
+++ b/klagomål/A 31911-2025 FSC-klagomål.docx
@@ -1401,7 +1401,7 @@
     <w:r>
       <w:tab/>
       <w:tab/>
-      <w:t>2026-05-29</w:t>
+      <w:t>2026-05-30</w:t>
       <w:br/>
       <w:br/>
     </w:r>

--- a/klagomål/A 31911-2025 FSC-klagomål.docx
+++ b/klagomål/A 31911-2025 FSC-klagomål.docx
@@ -1401,7 +1401,7 @@
     <w:r>
       <w:tab/>
       <w:tab/>
-      <w:t>2026-05-30</w:t>
+      <w:t>2026-05-31</w:t>
       <w:br/>
       <w:br/>
     </w:r>

--- a/klagomål/A 31911-2025 FSC-klagomål.docx
+++ b/klagomål/A 31911-2025 FSC-klagomål.docx
@@ -1401,7 +1401,7 @@
     <w:r>
       <w:tab/>
       <w:tab/>
-      <w:t>2026-05-31</w:t>
+      <w:t>2026-06-01</w:t>
       <w:br/>
       <w:br/>
     </w:r>

--- a/klagomål/A 31911-2025 FSC-klagomål.docx
+++ b/klagomål/A 31911-2025 FSC-klagomål.docx
@@ -1401,7 +1401,7 @@
     <w:r>
       <w:tab/>
       <w:tab/>
-      <w:t>2026-06-01</w:t>
+      <w:t>2026-06-02</w:t>
       <w:br/>
       <w:br/>
     </w:r>

--- a/klagomål/A 31911-2025 FSC-klagomål.docx
+++ b/klagomål/A 31911-2025 FSC-klagomål.docx
@@ -1401,7 +1401,7 @@
     <w:r>
       <w:tab/>
       <w:tab/>
-      <w:t>2026-06-02</w:t>
+      <w:t>2026-06-03</w:t>
       <w:br/>
       <w:br/>
     </w:r>

--- a/klagomål/A 31911-2025 FSC-klagomål.docx
+++ b/klagomål/A 31911-2025 FSC-klagomål.docx
@@ -1401,7 +1401,7 @@
     <w:r>
       <w:tab/>
       <w:tab/>
-      <w:t>2026-06-03</w:t>
+      <w:t>2026-06-04</w:t>
       <w:br/>
       <w:br/>
     </w:r>

--- a/klagomål/A 31911-2025 FSC-klagomål.docx
+++ b/klagomål/A 31911-2025 FSC-klagomål.docx
@@ -1401,7 +1401,7 @@
     <w:r>
       <w:tab/>
       <w:tab/>
-      <w:t>2026-06-04</w:t>
+      <w:t>2026-06-05</w:t>
       <w:br/>
       <w:br/>
     </w:r>

--- a/klagomål/A 31911-2025 FSC-klagomål.docx
+++ b/klagomål/A 31911-2025 FSC-klagomål.docx
@@ -1401,7 +1401,7 @@
     <w:r>
       <w:tab/>
       <w:tab/>
-      <w:t>2026-06-05</w:t>
+      <w:t>2026-06-06</w:t>
       <w:br/>
       <w:br/>
     </w:r>

--- a/klagomål/A 31911-2025 FSC-klagomål.docx
+++ b/klagomål/A 31911-2025 FSC-klagomål.docx
@@ -1401,7 +1401,7 @@
     <w:r>
       <w:tab/>
       <w:tab/>
-      <w:t>2026-06-06</w:t>
+      <w:t>2026-06-07</w:t>
       <w:br/>
       <w:br/>
     </w:r>

--- a/klagomål/A 31911-2025 FSC-klagomål.docx
+++ b/klagomål/A 31911-2025 FSC-klagomål.docx
@@ -1401,7 +1401,7 @@
     <w:r>
       <w:tab/>
       <w:tab/>
-      <w:t>2026-06-07</w:t>
+      <w:t>2026-06-08</w:t>
       <w:br/>
       <w:br/>
     </w:r>
